--- a/docx/solutions-ws5.docx
+++ b/docx/solutions-ws5.docx
@@ -2252,7 +2252,7 @@
           <w:sz w:val="22"/>
           <w:rtl/>
         </w:rPr>
-        <w:t xml:space="preserve">[build-index] ✓ تم توليد الفهرس: 5 بطاقة.</w:t>
+        <w:t xml:space="preserve">[build-index] ✔ تم توليد الفهرس: 5 بطاقة.</w:t>
       </w:r>
       <w:r>
         <w:rPr>

--- a/docx/solutions-ws5.docx
+++ b/docx/solutions-ws5.docx
@@ -362,6 +362,15 @@
         <w:tblStyle w:val="Table"/>
         <w:tblW w:type="auto" w:w="0"/>
         <w:tblLook w:firstRow="1" w:lastRow="0" w:firstColumn="0" w:lastColumn="0" w:noHBand="0" w:noVBand="0" w:val="0020"/>
+        <w:jc w:val="center"/>
+        <w:tblBorders>
+          <w:top w:val="single" w:sz="4" w:color="C9D3DE"/>
+          <w:left w:val="single" w:sz="4" w:color="C9D3DE"/>
+          <w:bottom w:val="single" w:sz="4" w:color="C9D3DE"/>
+          <w:right w:val="single" w:sz="4" w:color="C9D3DE"/>
+          <w:insideH w:val="single" w:sz="4" w:color="C9D3DE"/>
+          <w:insideV w:val="single" w:sz="4" w:color="C9D3DE"/>
+        </w:tblBorders>
         <w:bidiVisual/>
       </w:tblPr>
       <w:tblGrid>
@@ -376,14 +385,18 @@
           <w:tblHeader w:val="on"/>
         </w:trPr>
         <w:tc>
-          <w:tcPr/>
-          <w:p>
-            <w:pPr>
-              <w:pStyle w:val="Compact"/>
-              <w:bidi/>
-            </w:pPr>
-            <w:r>
-              <w:rPr>
+          <w:tcPr>
+            <w:shd w:val="clear" w:color="auto" w:fill="1E3A5F"/>
+          </w:tcPr>
+          <w:p>
+            <w:pPr>
+              <w:pStyle w:val="Compact"/>
+              <w:bidi/>
+            </w:pPr>
+            <w:r>
+              <w:rPr>
+                <w:b/>
+                <w:color w:val="FFFFFF"/>
                 <w:sz w:val="22"/>
                 <w:rtl/>
               </w:rPr>
@@ -392,14 +405,18 @@
           </w:p>
         </w:tc>
         <w:tc>
-          <w:tcPr/>
-          <w:p>
-            <w:pPr>
-              <w:pStyle w:val="Compact"/>
-              <w:bidi/>
-            </w:pPr>
-            <w:r>
-              <w:rPr>
+          <w:tcPr>
+            <w:shd w:val="clear" w:color="auto" w:fill="1E3A5F"/>
+          </w:tcPr>
+          <w:p>
+            <w:pPr>
+              <w:pStyle w:val="Compact"/>
+              <w:bidi/>
+            </w:pPr>
+            <w:r>
+              <w:rPr>
+                <w:b/>
+                <w:color w:val="FFFFFF"/>
                 <w:sz w:val="22"/>
                 <w:rtl/>
               </w:rPr>
@@ -408,14 +425,18 @@
           </w:p>
         </w:tc>
         <w:tc>
-          <w:tcPr/>
-          <w:p>
-            <w:pPr>
-              <w:pStyle w:val="Compact"/>
-              <w:bidi/>
-            </w:pPr>
-            <w:r>
-              <w:rPr>
+          <w:tcPr>
+            <w:shd w:val="clear" w:color="auto" w:fill="1E3A5F"/>
+          </w:tcPr>
+          <w:p>
+            <w:pPr>
+              <w:pStyle w:val="Compact"/>
+              <w:bidi/>
+            </w:pPr>
+            <w:r>
+              <w:rPr>
+                <w:b/>
+                <w:color w:val="FFFFFF"/>
                 <w:sz w:val="22"/>
                 <w:rtl/>
               </w:rPr>
@@ -424,14 +445,18 @@
           </w:p>
         </w:tc>
         <w:tc>
-          <w:tcPr/>
-          <w:p>
-            <w:pPr>
-              <w:pStyle w:val="Compact"/>
-              <w:bidi/>
-            </w:pPr>
-            <w:r>
-              <w:rPr>
+          <w:tcPr>
+            <w:shd w:val="clear" w:color="auto" w:fill="1E3A5F"/>
+          </w:tcPr>
+          <w:p>
+            <w:pPr>
+              <w:pStyle w:val="Compact"/>
+              <w:bidi/>
+            </w:pPr>
+            <w:r>
+              <w:rPr>
+                <w:b/>
+                <w:color w:val="FFFFFF"/>
                 <w:sz w:val="22"/>
                 <w:rtl/>
               </w:rPr>
@@ -440,14 +465,18 @@
           </w:p>
         </w:tc>
         <w:tc>
-          <w:tcPr/>
-          <w:p>
-            <w:pPr>
-              <w:pStyle w:val="Compact"/>
-              <w:bidi/>
-            </w:pPr>
-            <w:r>
-              <w:rPr>
+          <w:tcPr>
+            <w:shd w:val="clear" w:color="auto" w:fill="1E3A5F"/>
+          </w:tcPr>
+          <w:p>
+            <w:pPr>
+              <w:pStyle w:val="Compact"/>
+              <w:bidi/>
+            </w:pPr>
+            <w:r>
+              <w:rPr>
+                <w:b/>
+                <w:color w:val="FFFFFF"/>
                 <w:sz w:val="22"/>
                 <w:rtl/>
               </w:rPr>
@@ -540,7 +569,9 @@
       </w:tr>
       <w:tr>
         <w:tc>
-          <w:tcPr/>
+          <w:tcPr>
+            <w:shd w:val="clear" w:color="auto" w:fill="FAFCFE"/>
+          </w:tcPr>
           <w:p>
             <w:pPr>
               <w:pStyle w:val="Compact"/>
@@ -556,7 +587,9 @@
           </w:p>
         </w:tc>
         <w:tc>
-          <w:tcPr/>
+          <w:tcPr>
+            <w:shd w:val="clear" w:color="auto" w:fill="FAFCFE"/>
+          </w:tcPr>
           <w:p>
             <w:pPr>
               <w:pStyle w:val="Compact"/>
@@ -572,7 +605,9 @@
           </w:p>
         </w:tc>
         <w:tc>
-          <w:tcPr/>
+          <w:tcPr>
+            <w:shd w:val="clear" w:color="auto" w:fill="FAFCFE"/>
+          </w:tcPr>
           <w:p>
             <w:pPr>
               <w:pStyle w:val="Compact"/>
@@ -588,7 +623,9 @@
           </w:p>
         </w:tc>
         <w:tc>
-          <w:tcPr/>
+          <w:tcPr>
+            <w:shd w:val="clear" w:color="auto" w:fill="FAFCFE"/>
+          </w:tcPr>
           <w:p>
             <w:pPr>
               <w:pStyle w:val="Compact"/>
@@ -604,7 +641,9 @@
           </w:p>
         </w:tc>
         <w:tc>
-          <w:tcPr/>
+          <w:tcPr>
+            <w:shd w:val="clear" w:color="auto" w:fill="FAFCFE"/>
+          </w:tcPr>
           <w:p>
             <w:pPr>
               <w:pStyle w:val="Compact"/>
@@ -719,7 +758,9 @@
       </w:tr>
       <w:tr>
         <w:tc>
-          <w:tcPr/>
+          <w:tcPr>
+            <w:shd w:val="clear" w:color="auto" w:fill="FAFCFE"/>
+          </w:tcPr>
           <w:p>
             <w:pPr>
               <w:pStyle w:val="Compact"/>
@@ -735,7 +776,9 @@
           </w:p>
         </w:tc>
         <w:tc>
-          <w:tcPr/>
+          <w:tcPr>
+            <w:shd w:val="clear" w:color="auto" w:fill="FAFCFE"/>
+          </w:tcPr>
           <w:p>
             <w:pPr>
               <w:pStyle w:val="Compact"/>
@@ -751,7 +794,9 @@
           </w:p>
         </w:tc>
         <w:tc>
-          <w:tcPr/>
+          <w:tcPr>
+            <w:shd w:val="clear" w:color="auto" w:fill="FAFCFE"/>
+          </w:tcPr>
           <w:p>
             <w:pPr>
               <w:pStyle w:val="Compact"/>
@@ -767,7 +812,9 @@
           </w:p>
         </w:tc>
         <w:tc>
-          <w:tcPr/>
+          <w:tcPr>
+            <w:shd w:val="clear" w:color="auto" w:fill="FAFCFE"/>
+          </w:tcPr>
           <w:p>
             <w:pPr>
               <w:pStyle w:val="Compact"/>
@@ -783,7 +830,9 @@
           </w:p>
         </w:tc>
         <w:tc>
-          <w:tcPr/>
+          <w:tcPr>
+            <w:shd w:val="clear" w:color="auto" w:fill="FAFCFE"/>
+          </w:tcPr>
           <w:p>
             <w:pPr>
               <w:pStyle w:val="Compact"/>
@@ -883,7 +932,9 @@
       </w:tr>
       <w:tr>
         <w:tc>
-          <w:tcPr/>
+          <w:tcPr>
+            <w:shd w:val="clear" w:color="auto" w:fill="FAFCFE"/>
+          </w:tcPr>
           <w:p>
             <w:pPr>
               <w:pStyle w:val="Compact"/>
@@ -899,7 +950,9 @@
           </w:p>
         </w:tc>
         <w:tc>
-          <w:tcPr/>
+          <w:tcPr>
+            <w:shd w:val="clear" w:color="auto" w:fill="FAFCFE"/>
+          </w:tcPr>
           <w:p>
             <w:pPr>
               <w:pStyle w:val="Compact"/>
@@ -915,7 +968,9 @@
           </w:p>
         </w:tc>
         <w:tc>
-          <w:tcPr/>
+          <w:tcPr>
+            <w:shd w:val="clear" w:color="auto" w:fill="FAFCFE"/>
+          </w:tcPr>
           <w:p>
             <w:pPr>
               <w:pStyle w:val="Compact"/>
@@ -931,7 +986,9 @@
           </w:p>
         </w:tc>
         <w:tc>
-          <w:tcPr/>
+          <w:tcPr>
+            <w:shd w:val="clear" w:color="auto" w:fill="FAFCFE"/>
+          </w:tcPr>
           <w:p>
             <w:pPr>
               <w:pStyle w:val="Compact"/>
@@ -947,7 +1004,9 @@
           </w:p>
         </w:tc>
         <w:tc>
-          <w:tcPr/>
+          <w:tcPr>
+            <w:shd w:val="clear" w:color="auto" w:fill="FAFCFE"/>
+          </w:tcPr>
           <w:p>
             <w:pPr>
               <w:pStyle w:val="Compact"/>
@@ -1330,6 +1389,15 @@
         <w:tblStyle w:val="Table"/>
         <w:tblW w:type="auto" w:w="0"/>
         <w:tblLook w:firstRow="1" w:lastRow="0" w:firstColumn="0" w:lastColumn="0" w:noHBand="0" w:noVBand="0" w:val="0020"/>
+        <w:jc w:val="center"/>
+        <w:tblBorders>
+          <w:top w:val="single" w:sz="4" w:color="C9D3DE"/>
+          <w:left w:val="single" w:sz="4" w:color="C9D3DE"/>
+          <w:bottom w:val="single" w:sz="4" w:color="C9D3DE"/>
+          <w:right w:val="single" w:sz="4" w:color="C9D3DE"/>
+          <w:insideH w:val="single" w:sz="4" w:color="C9D3DE"/>
+          <w:insideV w:val="single" w:sz="4" w:color="C9D3DE"/>
+        </w:tblBorders>
         <w:bidiVisual/>
       </w:tblPr>
       <w:tblGrid>
@@ -1341,14 +1409,18 @@
           <w:tblHeader w:val="on"/>
         </w:trPr>
         <w:tc>
-          <w:tcPr/>
-          <w:p>
-            <w:pPr>
-              <w:pStyle w:val="Compact"/>
-              <w:bidi/>
-            </w:pPr>
-            <w:r>
-              <w:rPr>
+          <w:tcPr>
+            <w:shd w:val="clear" w:color="auto" w:fill="1E3A5F"/>
+          </w:tcPr>
+          <w:p>
+            <w:pPr>
+              <w:pStyle w:val="Compact"/>
+              <w:bidi/>
+            </w:pPr>
+            <w:r>
+              <w:rPr>
+                <w:b/>
+                <w:color w:val="FFFFFF"/>
                 <w:sz w:val="22"/>
                 <w:rtl/>
               </w:rPr>
@@ -1357,14 +1429,18 @@
           </w:p>
         </w:tc>
         <w:tc>
-          <w:tcPr/>
-          <w:p>
-            <w:pPr>
-              <w:pStyle w:val="Compact"/>
-              <w:bidi/>
-            </w:pPr>
-            <w:r>
-              <w:rPr>
+          <w:tcPr>
+            <w:shd w:val="clear" w:color="auto" w:fill="1E3A5F"/>
+          </w:tcPr>
+          <w:p>
+            <w:pPr>
+              <w:pStyle w:val="Compact"/>
+              <w:bidi/>
+            </w:pPr>
+            <w:r>
+              <w:rPr>
+                <w:b/>
+                <w:color w:val="FFFFFF"/>
                 <w:sz w:val="22"/>
                 <w:rtl/>
               </w:rPr>
@@ -1431,7 +1507,9 @@
       </w:tr>
       <w:tr>
         <w:tc>
-          <w:tcPr/>
+          <w:tcPr>
+            <w:shd w:val="clear" w:color="auto" w:fill="FAFCFE"/>
+          </w:tcPr>
           <w:p>
             <w:pPr>
               <w:pStyle w:val="Compact"/>
@@ -1447,7 +1525,9 @@
           </w:p>
         </w:tc>
         <w:tc>
-          <w:tcPr/>
+          <w:tcPr>
+            <w:shd w:val="clear" w:color="auto" w:fill="FAFCFE"/>
+          </w:tcPr>
           <w:p>
             <w:pPr>
               <w:pStyle w:val="Compact"/>
@@ -1499,7 +1579,9 @@
       </w:tr>
       <w:tr>
         <w:tc>
-          <w:tcPr/>
+          <w:tcPr>
+            <w:shd w:val="clear" w:color="auto" w:fill="FAFCFE"/>
+          </w:tcPr>
           <w:p>
             <w:pPr>
               <w:pStyle w:val="Compact"/>
@@ -1559,7 +1641,9 @@
           </w:p>
         </w:tc>
         <w:tc>
-          <w:tcPr/>
+          <w:tcPr>
+            <w:shd w:val="clear" w:color="auto" w:fill="FAFCFE"/>
+          </w:tcPr>
           <w:p>
             <w:pPr>
               <w:pStyle w:val="Compact"/>
@@ -1645,6 +1729,15 @@
         <w:tblStyle w:val="Table"/>
         <w:tblW w:type="auto" w:w="0"/>
         <w:tblLook w:firstRow="1" w:lastRow="0" w:firstColumn="0" w:lastColumn="0" w:noHBand="0" w:noVBand="0" w:val="0020"/>
+        <w:jc w:val="center"/>
+        <w:tblBorders>
+          <w:top w:val="single" w:sz="4" w:color="C9D3DE"/>
+          <w:left w:val="single" w:sz="4" w:color="C9D3DE"/>
+          <w:bottom w:val="single" w:sz="4" w:color="C9D3DE"/>
+          <w:right w:val="single" w:sz="4" w:color="C9D3DE"/>
+          <w:insideH w:val="single" w:sz="4" w:color="C9D3DE"/>
+          <w:insideV w:val="single" w:sz="4" w:color="C9D3DE"/>
+        </w:tblBorders>
         <w:bidiVisual/>
       </w:tblPr>
       <w:tblGrid>
@@ -1657,14 +1750,18 @@
           <w:tblHeader w:val="on"/>
         </w:trPr>
         <w:tc>
-          <w:tcPr/>
-          <w:p>
-            <w:pPr>
-              <w:pStyle w:val="Compact"/>
-              <w:bidi/>
-            </w:pPr>
-            <w:r>
-              <w:rPr>
+          <w:tcPr>
+            <w:shd w:val="clear" w:color="auto" w:fill="1E3A5F"/>
+          </w:tcPr>
+          <w:p>
+            <w:pPr>
+              <w:pStyle w:val="Compact"/>
+              <w:bidi/>
+            </w:pPr>
+            <w:r>
+              <w:rPr>
+                <w:b/>
+                <w:color w:val="FFFFFF"/>
                 <w:sz w:val="22"/>
                 <w:rtl/>
               </w:rPr>
@@ -1673,14 +1770,18 @@
           </w:p>
         </w:tc>
         <w:tc>
-          <w:tcPr/>
-          <w:p>
-            <w:pPr>
-              <w:pStyle w:val="Compact"/>
-              <w:bidi/>
-            </w:pPr>
-            <w:r>
-              <w:rPr>
+          <w:tcPr>
+            <w:shd w:val="clear" w:color="auto" w:fill="1E3A5F"/>
+          </w:tcPr>
+          <w:p>
+            <w:pPr>
+              <w:pStyle w:val="Compact"/>
+              <w:bidi/>
+            </w:pPr>
+            <w:r>
+              <w:rPr>
+                <w:b/>
+                <w:color w:val="FFFFFF"/>
                 <w:sz w:val="22"/>
                 <w:rtl/>
               </w:rPr>
@@ -1689,14 +1790,18 @@
           </w:p>
         </w:tc>
         <w:tc>
-          <w:tcPr/>
-          <w:p>
-            <w:pPr>
-              <w:pStyle w:val="Compact"/>
-              <w:bidi/>
-            </w:pPr>
-            <w:r>
-              <w:rPr>
+          <w:tcPr>
+            <w:shd w:val="clear" w:color="auto" w:fill="1E3A5F"/>
+          </w:tcPr>
+          <w:p>
+            <w:pPr>
+              <w:pStyle w:val="Compact"/>
+              <w:bidi/>
+            </w:pPr>
+            <w:r>
+              <w:rPr>
+                <w:b/>
+                <w:color w:val="FFFFFF"/>
                 <w:sz w:val="22"/>
                 <w:rtl/>
               </w:rPr>
@@ -1757,7 +1862,9 @@
       </w:tr>
       <w:tr>
         <w:tc>
-          <w:tcPr/>
+          <w:tcPr>
+            <w:shd w:val="clear" w:color="auto" w:fill="FAFCFE"/>
+          </w:tcPr>
           <w:p>
             <w:pPr>
               <w:pStyle w:val="Compact"/>
@@ -1802,7 +1909,9 @@
           </w:p>
         </w:tc>
         <w:tc>
-          <w:tcPr/>
+          <w:tcPr>
+            <w:shd w:val="clear" w:color="auto" w:fill="FAFCFE"/>
+          </w:tcPr>
           <w:p>
             <w:pPr>
               <w:pStyle w:val="Compact"/>
@@ -1818,7 +1927,9 @@
           </w:p>
         </w:tc>
         <w:tc>
-          <w:tcPr/>
+          <w:tcPr>
+            <w:shd w:val="clear" w:color="auto" w:fill="FAFCFE"/>
+          </w:tcPr>
           <w:p>
             <w:pPr>
               <w:pStyle w:val="Compact"/>
@@ -1932,7 +2043,9 @@
       </w:tr>
       <w:tr>
         <w:tc>
-          <w:tcPr/>
+          <w:tcPr>
+            <w:shd w:val="clear" w:color="auto" w:fill="FAFCFE"/>
+          </w:tcPr>
           <w:p>
             <w:pPr>
               <w:pStyle w:val="Compact"/>
@@ -1977,7 +2090,9 @@
           </w:p>
         </w:tc>
         <w:tc>
-          <w:tcPr/>
+          <w:tcPr>
+            <w:shd w:val="clear" w:color="auto" w:fill="FAFCFE"/>
+          </w:tcPr>
           <w:p>
             <w:pPr>
               <w:pStyle w:val="Compact"/>
@@ -1993,7 +2108,9 @@
           </w:p>
         </w:tc>
         <w:tc>
-          <w:tcPr/>
+          <w:tcPr>
+            <w:shd w:val="clear" w:color="auto" w:fill="FAFCFE"/>
+          </w:tcPr>
           <w:p>
             <w:pPr>
               <w:pStyle w:val="Compact"/>
@@ -2357,6 +2474,15 @@
         <w:tblStyle w:val="Table"/>
         <w:tblW w:type="auto" w:w="0"/>
         <w:tblLook w:firstRow="1" w:lastRow="0" w:firstColumn="0" w:lastColumn="0" w:noHBand="0" w:noVBand="0" w:val="0020"/>
+        <w:jc w:val="center"/>
+        <w:tblBorders>
+          <w:top w:val="single" w:sz="4" w:color="C9D3DE"/>
+          <w:left w:val="single" w:sz="4" w:color="C9D3DE"/>
+          <w:bottom w:val="single" w:sz="4" w:color="C9D3DE"/>
+          <w:right w:val="single" w:sz="4" w:color="C9D3DE"/>
+          <w:insideH w:val="single" w:sz="4" w:color="C9D3DE"/>
+          <w:insideV w:val="single" w:sz="4" w:color="C9D3DE"/>
+        </w:tblBorders>
         <w:bidiVisual/>
       </w:tblPr>
       <w:tblGrid>
@@ -2369,14 +2495,18 @@
           <w:tblHeader w:val="on"/>
         </w:trPr>
         <w:tc>
-          <w:tcPr/>
-          <w:p>
-            <w:pPr>
-              <w:pStyle w:val="Compact"/>
-              <w:bidi/>
-            </w:pPr>
-            <w:r>
-              <w:rPr>
+          <w:tcPr>
+            <w:shd w:val="clear" w:color="auto" w:fill="1E3A5F"/>
+          </w:tcPr>
+          <w:p>
+            <w:pPr>
+              <w:pStyle w:val="Compact"/>
+              <w:bidi/>
+            </w:pPr>
+            <w:r>
+              <w:rPr>
+                <w:b/>
+                <w:color w:val="FFFFFF"/>
                 <w:sz w:val="22"/>
                 <w:rtl/>
               </w:rPr>
@@ -2385,14 +2515,18 @@
           </w:p>
         </w:tc>
         <w:tc>
-          <w:tcPr/>
-          <w:p>
-            <w:pPr>
-              <w:pStyle w:val="Compact"/>
-              <w:bidi/>
-            </w:pPr>
-            <w:r>
-              <w:rPr>
+          <w:tcPr>
+            <w:shd w:val="clear" w:color="auto" w:fill="1E3A5F"/>
+          </w:tcPr>
+          <w:p>
+            <w:pPr>
+              <w:pStyle w:val="Compact"/>
+              <w:bidi/>
+            </w:pPr>
+            <w:r>
+              <w:rPr>
+                <w:b/>
+                <w:color w:val="FFFFFF"/>
                 <w:sz w:val="22"/>
                 <w:rtl/>
               </w:rPr>
@@ -2401,14 +2535,18 @@
           </w:p>
         </w:tc>
         <w:tc>
-          <w:tcPr/>
-          <w:p>
-            <w:pPr>
-              <w:pStyle w:val="Compact"/>
-              <w:bidi/>
-            </w:pPr>
-            <w:r>
-              <w:rPr>
+          <w:tcPr>
+            <w:shd w:val="clear" w:color="auto" w:fill="1E3A5F"/>
+          </w:tcPr>
+          <w:p>
+            <w:pPr>
+              <w:pStyle w:val="Compact"/>
+              <w:bidi/>
+            </w:pPr>
+            <w:r>
+              <w:rPr>
+                <w:b/>
+                <w:color w:val="FFFFFF"/>
                 <w:sz w:val="22"/>
                 <w:rtl/>
               </w:rPr>
@@ -2515,7 +2653,9 @@
       </w:tr>
       <w:tr>
         <w:tc>
-          <w:tcPr/>
+          <w:tcPr>
+            <w:shd w:val="clear" w:color="auto" w:fill="FAFCFE"/>
+          </w:tcPr>
           <w:p>
             <w:pPr>
               <w:pStyle w:val="Compact"/>
@@ -2546,7 +2686,9 @@
           </w:p>
         </w:tc>
         <w:tc>
-          <w:tcPr/>
+          <w:tcPr>
+            <w:shd w:val="clear" w:color="auto" w:fill="FAFCFE"/>
+          </w:tcPr>
           <w:p>
             <w:pPr>
               <w:pStyle w:val="Compact"/>
@@ -2562,7 +2704,9 @@
           </w:p>
         </w:tc>
         <w:tc>
-          <w:tcPr/>
+          <w:tcPr>
+            <w:shd w:val="clear" w:color="auto" w:fill="FAFCFE"/>
+          </w:tcPr>
           <w:p>
             <w:pPr>
               <w:pStyle w:val="Compact"/>
@@ -2674,7 +2818,9 @@
       </w:tr>
       <w:tr>
         <w:tc>
-          <w:tcPr/>
+          <w:tcPr>
+            <w:shd w:val="clear" w:color="auto" w:fill="FAFCFE"/>
+          </w:tcPr>
           <w:p>
             <w:pPr>
               <w:pStyle w:val="Compact"/>
@@ -2690,7 +2836,9 @@
           </w:p>
         </w:tc>
         <w:tc>
-          <w:tcPr/>
+          <w:tcPr>
+            <w:shd w:val="clear" w:color="auto" w:fill="FAFCFE"/>
+          </w:tcPr>
           <w:p>
             <w:pPr>
               <w:pStyle w:val="Compact"/>
@@ -2706,7 +2854,9 @@
           </w:p>
         </w:tc>
         <w:tc>
-          <w:tcPr/>
+          <w:tcPr>
+            <w:shd w:val="clear" w:color="auto" w:fill="FAFCFE"/>
+          </w:tcPr>
           <w:p>
             <w:pPr>
               <w:pStyle w:val="Compact"/>
@@ -2813,7 +2963,9 @@
       </w:tr>
       <w:tr>
         <w:tc>
-          <w:tcPr/>
+          <w:tcPr>
+            <w:shd w:val="clear" w:color="auto" w:fill="FAFCFE"/>
+          </w:tcPr>
           <w:p>
             <w:pPr>
               <w:pStyle w:val="Compact"/>
@@ -2829,7 +2981,9 @@
           </w:p>
         </w:tc>
         <w:tc>
-          <w:tcPr/>
+          <w:tcPr>
+            <w:shd w:val="clear" w:color="auto" w:fill="FAFCFE"/>
+          </w:tcPr>
           <w:p>
             <w:pPr>
               <w:pStyle w:val="Compact"/>
@@ -2845,7 +2999,9 @@
           </w:p>
         </w:tc>
         <w:tc>
-          <w:tcPr/>
+          <w:tcPr>
+            <w:shd w:val="clear" w:color="auto" w:fill="FAFCFE"/>
+          </w:tcPr>
           <w:p>
             <w:pPr>
               <w:pStyle w:val="Compact"/>
@@ -3366,6 +3522,15 @@
         <w:tblStyle w:val="Table"/>
         <w:tblW w:type="auto" w:w="0"/>
         <w:tblLook w:firstRow="1" w:lastRow="0" w:firstColumn="0" w:lastColumn="0" w:noHBand="0" w:noVBand="0" w:val="0020"/>
+        <w:jc w:val="center"/>
+        <w:tblBorders>
+          <w:top w:val="single" w:sz="4" w:color="C9D3DE"/>
+          <w:left w:val="single" w:sz="4" w:color="C9D3DE"/>
+          <w:bottom w:val="single" w:sz="4" w:color="C9D3DE"/>
+          <w:right w:val="single" w:sz="4" w:color="C9D3DE"/>
+          <w:insideH w:val="single" w:sz="4" w:color="C9D3DE"/>
+          <w:insideV w:val="single" w:sz="4" w:color="C9D3DE"/>
+        </w:tblBorders>
         <w:bidiVisual/>
       </w:tblPr>
       <w:tblGrid>
@@ -3378,14 +3543,18 @@
           <w:tblHeader w:val="on"/>
         </w:trPr>
         <w:tc>
-          <w:tcPr/>
-          <w:p>
-            <w:pPr>
-              <w:pStyle w:val="Compact"/>
-              <w:bidi/>
-            </w:pPr>
-            <w:r>
-              <w:rPr>
+          <w:tcPr>
+            <w:shd w:val="clear" w:color="auto" w:fill="1E3A5F"/>
+          </w:tcPr>
+          <w:p>
+            <w:pPr>
+              <w:pStyle w:val="Compact"/>
+              <w:bidi/>
+            </w:pPr>
+            <w:r>
+              <w:rPr>
+                <w:b/>
+                <w:color w:val="FFFFFF"/>
                 <w:sz w:val="22"/>
                 <w:rtl/>
               </w:rPr>
@@ -3394,14 +3563,18 @@
           </w:p>
         </w:tc>
         <w:tc>
-          <w:tcPr/>
-          <w:p>
-            <w:pPr>
-              <w:pStyle w:val="Compact"/>
-              <w:bidi/>
-            </w:pPr>
-            <w:r>
-              <w:rPr>
+          <w:tcPr>
+            <w:shd w:val="clear" w:color="auto" w:fill="1E3A5F"/>
+          </w:tcPr>
+          <w:p>
+            <w:pPr>
+              <w:pStyle w:val="Compact"/>
+              <w:bidi/>
+            </w:pPr>
+            <w:r>
+              <w:rPr>
+                <w:b/>
+                <w:color w:val="FFFFFF"/>
                 <w:sz w:val="22"/>
                 <w:rtl/>
               </w:rPr>
@@ -3410,14 +3583,18 @@
           </w:p>
         </w:tc>
         <w:tc>
-          <w:tcPr/>
-          <w:p>
-            <w:pPr>
-              <w:pStyle w:val="Compact"/>
-              <w:bidi/>
-            </w:pPr>
-            <w:r>
-              <w:rPr>
+          <w:tcPr>
+            <w:shd w:val="clear" w:color="auto" w:fill="1E3A5F"/>
+          </w:tcPr>
+          <w:p>
+            <w:pPr>
+              <w:pStyle w:val="Compact"/>
+              <w:bidi/>
+            </w:pPr>
+            <w:r>
+              <w:rPr>
+                <w:b/>
+                <w:color w:val="FFFFFF"/>
                 <w:sz w:val="22"/>
                 <w:rtl/>
               </w:rPr>
@@ -3509,7 +3686,9 @@
       </w:tr>
       <w:tr>
         <w:tc>
-          <w:tcPr/>
+          <w:tcPr>
+            <w:shd w:val="clear" w:color="auto" w:fill="FAFCFE"/>
+          </w:tcPr>
           <w:p>
             <w:pPr>
               <w:pStyle w:val="Compact"/>
@@ -3569,7 +3748,9 @@
           </w:p>
         </w:tc>
         <w:tc>
-          <w:tcPr/>
+          <w:tcPr>
+            <w:shd w:val="clear" w:color="auto" w:fill="FAFCFE"/>
+          </w:tcPr>
           <w:p>
             <w:pPr>
               <w:pStyle w:val="Compact"/>
@@ -3585,7 +3766,9 @@
           </w:p>
         </w:tc>
         <w:tc>
-          <w:tcPr/>
+          <w:tcPr>
+            <w:shd w:val="clear" w:color="auto" w:fill="FAFCFE"/>
+          </w:tcPr>
           <w:p>
             <w:pPr>
               <w:pStyle w:val="Compact"/>
@@ -3655,7 +3838,9 @@
       </w:tr>
       <w:tr>
         <w:tc>
-          <w:tcPr/>
+          <w:tcPr>
+            <w:shd w:val="clear" w:color="auto" w:fill="FAFCFE"/>
+          </w:tcPr>
           <w:p>
             <w:pPr>
               <w:pStyle w:val="Compact"/>
@@ -3700,7 +3885,9 @@
           </w:p>
         </w:tc>
         <w:tc>
-          <w:tcPr/>
+          <w:tcPr>
+            <w:shd w:val="clear" w:color="auto" w:fill="FAFCFE"/>
+          </w:tcPr>
           <w:p>
             <w:pPr>
               <w:pStyle w:val="Compact"/>
@@ -3716,7 +3903,9 @@
           </w:p>
         </w:tc>
         <w:tc>
-          <w:tcPr/>
+          <w:tcPr>
+            <w:shd w:val="clear" w:color="auto" w:fill="FAFCFE"/>
+          </w:tcPr>
           <w:p>
             <w:pPr>
               <w:pStyle w:val="Compact"/>
@@ -3993,6 +4182,15 @@
         <w:tblStyle w:val="Table"/>
         <w:tblW w:type="auto" w:w="0"/>
         <w:tblLook w:firstRow="1" w:lastRow="0" w:firstColumn="0" w:lastColumn="0" w:noHBand="0" w:noVBand="0" w:val="0020"/>
+        <w:jc w:val="center"/>
+        <w:tblBorders>
+          <w:top w:val="single" w:sz="4" w:color="C9D3DE"/>
+          <w:left w:val="single" w:sz="4" w:color="C9D3DE"/>
+          <w:bottom w:val="single" w:sz="4" w:color="C9D3DE"/>
+          <w:right w:val="single" w:sz="4" w:color="C9D3DE"/>
+          <w:insideH w:val="single" w:sz="4" w:color="C9D3DE"/>
+          <w:insideV w:val="single" w:sz="4" w:color="C9D3DE"/>
+        </w:tblBorders>
         <w:bidiVisual/>
       </w:tblPr>
       <w:tblGrid>
@@ -4005,14 +4203,18 @@
           <w:tblHeader w:val="on"/>
         </w:trPr>
         <w:tc>
-          <w:tcPr/>
-          <w:p>
-            <w:pPr>
-              <w:pStyle w:val="Compact"/>
-              <w:bidi/>
-            </w:pPr>
-            <w:r>
-              <w:rPr>
+          <w:tcPr>
+            <w:shd w:val="clear" w:color="auto" w:fill="1E3A5F"/>
+          </w:tcPr>
+          <w:p>
+            <w:pPr>
+              <w:pStyle w:val="Compact"/>
+              <w:bidi/>
+            </w:pPr>
+            <w:r>
+              <w:rPr>
+                <w:b/>
+                <w:color w:val="FFFFFF"/>
                 <w:sz w:val="22"/>
                 <w:rtl/>
               </w:rPr>
@@ -4021,14 +4223,18 @@
           </w:p>
         </w:tc>
         <w:tc>
-          <w:tcPr/>
-          <w:p>
-            <w:pPr>
-              <w:pStyle w:val="Compact"/>
-              <w:bidi/>
-            </w:pPr>
-            <w:r>
-              <w:rPr>
+          <w:tcPr>
+            <w:shd w:val="clear" w:color="auto" w:fill="1E3A5F"/>
+          </w:tcPr>
+          <w:p>
+            <w:pPr>
+              <w:pStyle w:val="Compact"/>
+              <w:bidi/>
+            </w:pPr>
+            <w:r>
+              <w:rPr>
+                <w:b/>
+                <w:color w:val="FFFFFF"/>
                 <w:sz w:val="22"/>
                 <w:rtl/>
               </w:rPr>
@@ -4037,14 +4243,18 @@
           </w:p>
         </w:tc>
         <w:tc>
-          <w:tcPr/>
-          <w:p>
-            <w:pPr>
-              <w:pStyle w:val="Compact"/>
-              <w:bidi/>
-            </w:pPr>
-            <w:r>
-              <w:rPr>
+          <w:tcPr>
+            <w:shd w:val="clear" w:color="auto" w:fill="1E3A5F"/>
+          </w:tcPr>
+          <w:p>
+            <w:pPr>
+              <w:pStyle w:val="Compact"/>
+              <w:bidi/>
+            </w:pPr>
+            <w:r>
+              <w:rPr>
+                <w:b/>
+                <w:color w:val="FFFFFF"/>
                 <w:sz w:val="22"/>
                 <w:rtl/>
               </w:rPr>
@@ -4107,7 +4317,9 @@
       </w:tr>
       <w:tr>
         <w:tc>
-          <w:tcPr/>
+          <w:tcPr>
+            <w:shd w:val="clear" w:color="auto" w:fill="FAFCFE"/>
+          </w:tcPr>
           <w:p>
             <w:pPr>
               <w:pStyle w:val="Compact"/>
@@ -4123,7 +4335,9 @@
           </w:p>
         </w:tc>
         <w:tc>
-          <w:tcPr/>
+          <w:tcPr>
+            <w:shd w:val="clear" w:color="auto" w:fill="FAFCFE"/>
+          </w:tcPr>
           <w:p>
             <w:pPr>
               <w:pStyle w:val="Compact"/>
@@ -4140,7 +4354,9 @@
           </w:p>
         </w:tc>
         <w:tc>
-          <w:tcPr/>
+          <w:tcPr>
+            <w:shd w:val="clear" w:color="auto" w:fill="FAFCFE"/>
+          </w:tcPr>
           <w:p>
             <w:pPr>
               <w:pStyle w:val="Compact"/>
@@ -4209,7 +4425,9 @@
       </w:tr>
       <w:tr>
         <w:tc>
-          <w:tcPr/>
+          <w:tcPr>
+            <w:shd w:val="clear" w:color="auto" w:fill="FAFCFE"/>
+          </w:tcPr>
           <w:p>
             <w:pPr>
               <w:pStyle w:val="Compact"/>
@@ -4225,7 +4443,9 @@
           </w:p>
         </w:tc>
         <w:tc>
-          <w:tcPr/>
+          <w:tcPr>
+            <w:shd w:val="clear" w:color="auto" w:fill="FAFCFE"/>
+          </w:tcPr>
           <w:p>
             <w:pPr>
               <w:pStyle w:val="Compact"/>
@@ -4242,7 +4462,9 @@
           </w:p>
         </w:tc>
         <w:tc>
-          <w:tcPr/>
+          <w:tcPr>
+            <w:shd w:val="clear" w:color="auto" w:fill="FAFCFE"/>
+          </w:tcPr>
           <w:p>
             <w:pPr>
               <w:pStyle w:val="Compact"/>
@@ -4348,7 +4570,9 @@
       </w:tr>
       <w:tr>
         <w:tc>
-          <w:tcPr/>
+          <w:tcPr>
+            <w:shd w:val="clear" w:color="auto" w:fill="FAFCFE"/>
+          </w:tcPr>
           <w:p>
             <w:pPr>
               <w:pStyle w:val="Compact"/>
@@ -4364,7 +4588,9 @@
           </w:p>
         </w:tc>
         <w:tc>
-          <w:tcPr/>
+          <w:tcPr>
+            <w:shd w:val="clear" w:color="auto" w:fill="FAFCFE"/>
+          </w:tcPr>
           <w:p>
             <w:pPr>
               <w:pStyle w:val="Compact"/>
@@ -4381,7 +4607,9 @@
           </w:p>
         </w:tc>
         <w:tc>
-          <w:tcPr/>
+          <w:tcPr>
+            <w:shd w:val="clear" w:color="auto" w:fill="FAFCFE"/>
+          </w:tcPr>
           <w:p>
             <w:pPr>
               <w:pStyle w:val="Compact"/>
@@ -4944,6 +5172,15 @@
         <w:tblStyle w:val="Table"/>
         <w:tblW w:type="auto" w:w="0"/>
         <w:tblLook w:firstRow="1" w:lastRow="0" w:firstColumn="0" w:lastColumn="0" w:noHBand="0" w:noVBand="0" w:val="0020"/>
+        <w:jc w:val="center"/>
+        <w:tblBorders>
+          <w:top w:val="single" w:sz="4" w:color="C9D3DE"/>
+          <w:left w:val="single" w:sz="4" w:color="C9D3DE"/>
+          <w:bottom w:val="single" w:sz="4" w:color="C9D3DE"/>
+          <w:right w:val="single" w:sz="4" w:color="C9D3DE"/>
+          <w:insideH w:val="single" w:sz="4" w:color="C9D3DE"/>
+          <w:insideV w:val="single" w:sz="4" w:color="C9D3DE"/>
+        </w:tblBorders>
         <w:bidiVisual/>
       </w:tblPr>
       <w:tblGrid>
@@ -4956,14 +5193,18 @@
           <w:tblHeader w:val="on"/>
         </w:trPr>
         <w:tc>
-          <w:tcPr/>
-          <w:p>
-            <w:pPr>
-              <w:pStyle w:val="Compact"/>
-              <w:bidi/>
-            </w:pPr>
-            <w:r>
-              <w:rPr>
+          <w:tcPr>
+            <w:shd w:val="clear" w:color="auto" w:fill="1E3A5F"/>
+          </w:tcPr>
+          <w:p>
+            <w:pPr>
+              <w:pStyle w:val="Compact"/>
+              <w:bidi/>
+            </w:pPr>
+            <w:r>
+              <w:rPr>
+                <w:b/>
+                <w:color w:val="FFFFFF"/>
                 <w:sz w:val="22"/>
                 <w:rtl/>
               </w:rPr>
@@ -4972,14 +5213,18 @@
           </w:p>
         </w:tc>
         <w:tc>
-          <w:tcPr/>
-          <w:p>
-            <w:pPr>
-              <w:pStyle w:val="Compact"/>
-              <w:bidi/>
-            </w:pPr>
-            <w:r>
-              <w:rPr>
+          <w:tcPr>
+            <w:shd w:val="clear" w:color="auto" w:fill="1E3A5F"/>
+          </w:tcPr>
+          <w:p>
+            <w:pPr>
+              <w:pStyle w:val="Compact"/>
+              <w:bidi/>
+            </w:pPr>
+            <w:r>
+              <w:rPr>
+                <w:b/>
+                <w:color w:val="FFFFFF"/>
                 <w:sz w:val="22"/>
                 <w:rtl/>
               </w:rPr>
@@ -4988,14 +5233,18 @@
           </w:p>
         </w:tc>
         <w:tc>
-          <w:tcPr/>
-          <w:p>
-            <w:pPr>
-              <w:pStyle w:val="Compact"/>
-              <w:bidi/>
-            </w:pPr>
-            <w:r>
-              <w:rPr>
+          <w:tcPr>
+            <w:shd w:val="clear" w:color="auto" w:fill="1E3A5F"/>
+          </w:tcPr>
+          <w:p>
+            <w:pPr>
+              <w:pStyle w:val="Compact"/>
+              <w:bidi/>
+            </w:pPr>
+            <w:r>
+              <w:rPr>
+                <w:b/>
+                <w:color w:val="FFFFFF"/>
                 <w:sz w:val="22"/>
                 <w:rtl/>
               </w:rPr>
@@ -5100,7 +5349,9 @@
       </w:tr>
       <w:tr>
         <w:tc>
-          <w:tcPr/>
+          <w:tcPr>
+            <w:shd w:val="clear" w:color="auto" w:fill="FAFCFE"/>
+          </w:tcPr>
           <w:p>
             <w:pPr>
               <w:pStyle w:val="Compact"/>
@@ -5116,7 +5367,9 @@
           </w:p>
         </w:tc>
         <w:tc>
-          <w:tcPr/>
+          <w:tcPr>
+            <w:shd w:val="clear" w:color="auto" w:fill="FAFCFE"/>
+          </w:tcPr>
           <w:p>
             <w:pPr>
               <w:pStyle w:val="Compact"/>
@@ -5147,7 +5400,9 @@
           </w:p>
         </w:tc>
         <w:tc>
-          <w:tcPr/>
+          <w:tcPr>
+            <w:shd w:val="clear" w:color="auto" w:fill="FAFCFE"/>
+          </w:tcPr>
           <w:p>
             <w:pPr>
               <w:pStyle w:val="Compact"/>
@@ -5245,7 +5500,9 @@
       </w:tr>
       <w:tr>
         <w:tc>
-          <w:tcPr/>
+          <w:tcPr>
+            <w:shd w:val="clear" w:color="auto" w:fill="FAFCFE"/>
+          </w:tcPr>
           <w:p>
             <w:pPr>
               <w:pStyle w:val="Compact"/>
@@ -5261,7 +5518,9 @@
           </w:p>
         </w:tc>
         <w:tc>
-          <w:tcPr/>
+          <w:tcPr>
+            <w:shd w:val="clear" w:color="auto" w:fill="FAFCFE"/>
+          </w:tcPr>
           <w:p>
             <w:pPr>
               <w:pStyle w:val="Compact"/>
@@ -5277,7 +5536,9 @@
           </w:p>
         </w:tc>
         <w:tc>
-          <w:tcPr/>
+          <w:tcPr>
+            <w:shd w:val="clear" w:color="auto" w:fill="FAFCFE"/>
+          </w:tcPr>
           <w:p>
             <w:pPr>
               <w:pStyle w:val="Compact"/>
@@ -5361,7 +5622,9 @@
       </w:tr>
       <w:tr>
         <w:tc>
-          <w:tcPr/>
+          <w:tcPr>
+            <w:shd w:val="clear" w:color="auto" w:fill="FAFCFE"/>
+          </w:tcPr>
           <w:p>
             <w:pPr>
               <w:pStyle w:val="Compact"/>
@@ -5377,7 +5640,9 @@
           </w:p>
         </w:tc>
         <w:tc>
-          <w:tcPr/>
+          <w:tcPr>
+            <w:shd w:val="clear" w:color="auto" w:fill="FAFCFE"/>
+          </w:tcPr>
           <w:p>
             <w:pPr>
               <w:pStyle w:val="Compact"/>
@@ -5437,7 +5702,9 @@
           </w:p>
         </w:tc>
         <w:tc>
-          <w:tcPr/>
+          <w:tcPr>
+            <w:shd w:val="clear" w:color="auto" w:fill="FAFCFE"/>
+          </w:tcPr>
           <w:p>
             <w:pPr>
               <w:pStyle w:val="Compact"/>
@@ -7165,6 +7432,15 @@
         <w:tblStyle w:val="Table"/>
         <w:tblW w:type="auto" w:w="0"/>
         <w:tblLook w:firstRow="1" w:lastRow="0" w:firstColumn="0" w:lastColumn="0" w:noHBand="0" w:noVBand="0" w:val="0020"/>
+        <w:jc w:val="center"/>
+        <w:tblBorders>
+          <w:top w:val="single" w:sz="4" w:color="C9D3DE"/>
+          <w:left w:val="single" w:sz="4" w:color="C9D3DE"/>
+          <w:bottom w:val="single" w:sz="4" w:color="C9D3DE"/>
+          <w:right w:val="single" w:sz="4" w:color="C9D3DE"/>
+          <w:insideH w:val="single" w:sz="4" w:color="C9D3DE"/>
+          <w:insideV w:val="single" w:sz="4" w:color="C9D3DE"/>
+        </w:tblBorders>
         <w:bidiVisual/>
       </w:tblPr>
       <w:tblGrid>
@@ -7185,14 +7461,18 @@
           <w:tblHeader w:val="on"/>
         </w:trPr>
         <w:tc>
-          <w:tcPr/>
-          <w:p>
-            <w:pPr>
-              <w:pStyle w:val="Compact"/>
-              <w:bidi/>
-            </w:pPr>
-            <w:r>
-              <w:rPr>
+          <w:tcPr>
+            <w:shd w:val="clear" w:color="auto" w:fill="1E3A5F"/>
+          </w:tcPr>
+          <w:p>
+            <w:pPr>
+              <w:pStyle w:val="Compact"/>
+              <w:bidi/>
+            </w:pPr>
+            <w:r>
+              <w:rPr>
+                <w:b/>
+                <w:color w:val="FFFFFF"/>
                 <w:sz w:val="22"/>
                 <w:rtl/>
               </w:rPr>
@@ -7201,14 +7481,18 @@
           </w:p>
         </w:tc>
         <w:tc>
-          <w:tcPr/>
-          <w:p>
-            <w:pPr>
-              <w:pStyle w:val="Compact"/>
-              <w:bidi/>
-            </w:pPr>
-            <w:r>
-              <w:rPr>
+          <w:tcPr>
+            <w:shd w:val="clear" w:color="auto" w:fill="1E3A5F"/>
+          </w:tcPr>
+          <w:p>
+            <w:pPr>
+              <w:pStyle w:val="Compact"/>
+              <w:bidi/>
+            </w:pPr>
+            <w:r>
+              <w:rPr>
+                <w:b/>
+                <w:color w:val="FFFFFF"/>
                 <w:sz w:val="22"/>
                 <w:rtl/>
               </w:rPr>
@@ -7217,14 +7501,18 @@
           </w:p>
         </w:tc>
         <w:tc>
-          <w:tcPr/>
-          <w:p>
-            <w:pPr>
-              <w:pStyle w:val="Compact"/>
-              <w:bidi/>
-            </w:pPr>
-            <w:r>
-              <w:rPr>
+          <w:tcPr>
+            <w:shd w:val="clear" w:color="auto" w:fill="1E3A5F"/>
+          </w:tcPr>
+          <w:p>
+            <w:pPr>
+              <w:pStyle w:val="Compact"/>
+              <w:bidi/>
+            </w:pPr>
+            <w:r>
+              <w:rPr>
+                <w:b/>
+                <w:color w:val="FFFFFF"/>
                 <w:sz w:val="22"/>
                 <w:rtl/>
               </w:rPr>
@@ -7233,14 +7521,18 @@
           </w:p>
         </w:tc>
         <w:tc>
-          <w:tcPr/>
-          <w:p>
-            <w:pPr>
-              <w:pStyle w:val="Compact"/>
-              <w:bidi/>
-            </w:pPr>
-            <w:r>
-              <w:rPr>
+          <w:tcPr>
+            <w:shd w:val="clear" w:color="auto" w:fill="1E3A5F"/>
+          </w:tcPr>
+          <w:p>
+            <w:pPr>
+              <w:pStyle w:val="Compact"/>
+              <w:bidi/>
+            </w:pPr>
+            <w:r>
+              <w:rPr>
+                <w:b/>
+                <w:color w:val="FFFFFF"/>
                 <w:sz w:val="22"/>
                 <w:rtl/>
               </w:rPr>
@@ -7249,14 +7541,18 @@
           </w:p>
         </w:tc>
         <w:tc>
-          <w:tcPr/>
-          <w:p>
-            <w:pPr>
-              <w:pStyle w:val="Compact"/>
-              <w:bidi/>
-            </w:pPr>
-            <w:r>
-              <w:rPr>
+          <w:tcPr>
+            <w:shd w:val="clear" w:color="auto" w:fill="1E3A5F"/>
+          </w:tcPr>
+          <w:p>
+            <w:pPr>
+              <w:pStyle w:val="Compact"/>
+              <w:bidi/>
+            </w:pPr>
+            <w:r>
+              <w:rPr>
+                <w:b/>
+                <w:color w:val="FFFFFF"/>
                 <w:sz w:val="22"/>
                 <w:rtl/>
               </w:rPr>
@@ -7265,14 +7561,18 @@
           </w:p>
         </w:tc>
         <w:tc>
-          <w:tcPr/>
-          <w:p>
-            <w:pPr>
-              <w:pStyle w:val="Compact"/>
-              <w:bidi/>
-            </w:pPr>
-            <w:r>
-              <w:rPr>
+          <w:tcPr>
+            <w:shd w:val="clear" w:color="auto" w:fill="1E3A5F"/>
+          </w:tcPr>
+          <w:p>
+            <w:pPr>
+              <w:pStyle w:val="Compact"/>
+              <w:bidi/>
+            </w:pPr>
+            <w:r>
+              <w:rPr>
+                <w:b/>
+                <w:color w:val="FFFFFF"/>
                 <w:sz w:val="22"/>
                 <w:rtl/>
               </w:rPr>
@@ -7281,14 +7581,18 @@
           </w:p>
         </w:tc>
         <w:tc>
-          <w:tcPr/>
-          <w:p>
-            <w:pPr>
-              <w:pStyle w:val="Compact"/>
-              <w:bidi/>
-            </w:pPr>
-            <w:r>
-              <w:rPr>
+          <w:tcPr>
+            <w:shd w:val="clear" w:color="auto" w:fill="1E3A5F"/>
+          </w:tcPr>
+          <w:p>
+            <w:pPr>
+              <w:pStyle w:val="Compact"/>
+              <w:bidi/>
+            </w:pPr>
+            <w:r>
+              <w:rPr>
+                <w:b/>
+                <w:color w:val="FFFFFF"/>
                 <w:sz w:val="22"/>
                 <w:rtl/>
               </w:rPr>
@@ -7297,14 +7601,18 @@
           </w:p>
         </w:tc>
         <w:tc>
-          <w:tcPr/>
-          <w:p>
-            <w:pPr>
-              <w:pStyle w:val="Compact"/>
-              <w:bidi/>
-            </w:pPr>
-            <w:r>
-              <w:rPr>
+          <w:tcPr>
+            <w:shd w:val="clear" w:color="auto" w:fill="1E3A5F"/>
+          </w:tcPr>
+          <w:p>
+            <w:pPr>
+              <w:pStyle w:val="Compact"/>
+              <w:bidi/>
+            </w:pPr>
+            <w:r>
+              <w:rPr>
+                <w:b/>
+                <w:color w:val="FFFFFF"/>
                 <w:sz w:val="22"/>
                 <w:rtl/>
               </w:rPr>
@@ -7313,14 +7621,18 @@
           </w:p>
         </w:tc>
         <w:tc>
-          <w:tcPr/>
-          <w:p>
-            <w:pPr>
-              <w:pStyle w:val="Compact"/>
-              <w:bidi/>
-            </w:pPr>
-            <w:r>
-              <w:rPr>
+          <w:tcPr>
+            <w:shd w:val="clear" w:color="auto" w:fill="1E3A5F"/>
+          </w:tcPr>
+          <w:p>
+            <w:pPr>
+              <w:pStyle w:val="Compact"/>
+              <w:bidi/>
+            </w:pPr>
+            <w:r>
+              <w:rPr>
+                <w:b/>
+                <w:color w:val="FFFFFF"/>
                 <w:sz w:val="22"/>
                 <w:rtl/>
               </w:rPr>
@@ -7329,14 +7641,18 @@
           </w:p>
         </w:tc>
         <w:tc>
-          <w:tcPr/>
-          <w:p>
-            <w:pPr>
-              <w:pStyle w:val="Compact"/>
-              <w:bidi/>
-            </w:pPr>
-            <w:r>
-              <w:rPr>
+          <w:tcPr>
+            <w:shd w:val="clear" w:color="auto" w:fill="1E3A5F"/>
+          </w:tcPr>
+          <w:p>
+            <w:pPr>
+              <w:pStyle w:val="Compact"/>
+              <w:bidi/>
+            </w:pPr>
+            <w:r>
+              <w:rPr>
+                <w:b/>
+                <w:color w:val="FFFFFF"/>
                 <w:sz w:val="22"/>
                 <w:rtl/>
               </w:rPr>
@@ -7345,14 +7661,18 @@
           </w:p>
         </w:tc>
         <w:tc>
-          <w:tcPr/>
-          <w:p>
-            <w:pPr>
-              <w:pStyle w:val="Compact"/>
-              <w:bidi/>
-            </w:pPr>
-            <w:r>
-              <w:rPr>
+          <w:tcPr>
+            <w:shd w:val="clear" w:color="auto" w:fill="1E3A5F"/>
+          </w:tcPr>
+          <w:p>
+            <w:pPr>
+              <w:pStyle w:val="Compact"/>
+              <w:bidi/>
+            </w:pPr>
+            <w:r>
+              <w:rPr>
+                <w:b/>
+                <w:color w:val="FFFFFF"/>
                 <w:sz w:val="22"/>
                 <w:rtl/>
               </w:rPr>
@@ -7464,97 +7784,119 @@
       </w:tr>
       <w:tr>
         <w:tc>
-          <w:tcPr/>
-          <w:p>
-            <w:pPr>
-              <w:pStyle w:val="Compact"/>
-              <w:bidi/>
-            </w:pPr>
-          </w:p>
-        </w:tc>
-        <w:tc>
-          <w:tcPr/>
-          <w:p>
-            <w:pPr>
-              <w:pStyle w:val="Compact"/>
-              <w:bidi/>
-            </w:pPr>
-          </w:p>
-        </w:tc>
-        <w:tc>
-          <w:tcPr/>
-          <w:p>
-            <w:pPr>
-              <w:pStyle w:val="Compact"/>
-              <w:bidi/>
-            </w:pPr>
-          </w:p>
-        </w:tc>
-        <w:tc>
-          <w:tcPr/>
-          <w:p>
-            <w:pPr>
-              <w:pStyle w:val="Compact"/>
-              <w:bidi/>
-            </w:pPr>
-          </w:p>
-        </w:tc>
-        <w:tc>
-          <w:tcPr/>
-          <w:p>
-            <w:pPr>
-              <w:pStyle w:val="Compact"/>
-              <w:bidi/>
-            </w:pPr>
-          </w:p>
-        </w:tc>
-        <w:tc>
-          <w:tcPr/>
-          <w:p>
-            <w:pPr>
-              <w:pStyle w:val="Compact"/>
-              <w:bidi/>
-            </w:pPr>
-          </w:p>
-        </w:tc>
-        <w:tc>
-          <w:tcPr/>
-          <w:p>
-            <w:pPr>
-              <w:pStyle w:val="Compact"/>
-              <w:bidi/>
-            </w:pPr>
-          </w:p>
-        </w:tc>
-        <w:tc>
-          <w:tcPr/>
-          <w:p>
-            <w:pPr>
-              <w:pStyle w:val="Compact"/>
-              <w:bidi/>
-            </w:pPr>
-          </w:p>
-        </w:tc>
-        <w:tc>
-          <w:tcPr/>
-          <w:p>
-            <w:pPr>
-              <w:pStyle w:val="Compact"/>
-              <w:bidi/>
-            </w:pPr>
-          </w:p>
-        </w:tc>
-        <w:tc>
-          <w:tcPr/>
-          <w:p>
-            <w:pPr>
-              <w:pStyle w:val="Compact"/>
-              <w:bidi/>
-            </w:pPr>
-          </w:p>
-        </w:tc>
-        <w:tc>
-          <w:tcPr/>
+          <w:tcPr>
+            <w:shd w:val="clear" w:color="auto" w:fill="FAFCFE"/>
+          </w:tcPr>
+          <w:p>
+            <w:pPr>
+              <w:pStyle w:val="Compact"/>
+              <w:bidi/>
+            </w:pPr>
+          </w:p>
+        </w:tc>
+        <w:tc>
+          <w:tcPr>
+            <w:shd w:val="clear" w:color="auto" w:fill="FAFCFE"/>
+          </w:tcPr>
+          <w:p>
+            <w:pPr>
+              <w:pStyle w:val="Compact"/>
+              <w:bidi/>
+            </w:pPr>
+          </w:p>
+        </w:tc>
+        <w:tc>
+          <w:tcPr>
+            <w:shd w:val="clear" w:color="auto" w:fill="FAFCFE"/>
+          </w:tcPr>
+          <w:p>
+            <w:pPr>
+              <w:pStyle w:val="Compact"/>
+              <w:bidi/>
+            </w:pPr>
+          </w:p>
+        </w:tc>
+        <w:tc>
+          <w:tcPr>
+            <w:shd w:val="clear" w:color="auto" w:fill="FAFCFE"/>
+          </w:tcPr>
+          <w:p>
+            <w:pPr>
+              <w:pStyle w:val="Compact"/>
+              <w:bidi/>
+            </w:pPr>
+          </w:p>
+        </w:tc>
+        <w:tc>
+          <w:tcPr>
+            <w:shd w:val="clear" w:color="auto" w:fill="FAFCFE"/>
+          </w:tcPr>
+          <w:p>
+            <w:pPr>
+              <w:pStyle w:val="Compact"/>
+              <w:bidi/>
+            </w:pPr>
+          </w:p>
+        </w:tc>
+        <w:tc>
+          <w:tcPr>
+            <w:shd w:val="clear" w:color="auto" w:fill="FAFCFE"/>
+          </w:tcPr>
+          <w:p>
+            <w:pPr>
+              <w:pStyle w:val="Compact"/>
+              <w:bidi/>
+            </w:pPr>
+          </w:p>
+        </w:tc>
+        <w:tc>
+          <w:tcPr>
+            <w:shd w:val="clear" w:color="auto" w:fill="FAFCFE"/>
+          </w:tcPr>
+          <w:p>
+            <w:pPr>
+              <w:pStyle w:val="Compact"/>
+              <w:bidi/>
+            </w:pPr>
+          </w:p>
+        </w:tc>
+        <w:tc>
+          <w:tcPr>
+            <w:shd w:val="clear" w:color="auto" w:fill="FAFCFE"/>
+          </w:tcPr>
+          <w:p>
+            <w:pPr>
+              <w:pStyle w:val="Compact"/>
+              <w:bidi/>
+            </w:pPr>
+          </w:p>
+        </w:tc>
+        <w:tc>
+          <w:tcPr>
+            <w:shd w:val="clear" w:color="auto" w:fill="FAFCFE"/>
+          </w:tcPr>
+          <w:p>
+            <w:pPr>
+              <w:pStyle w:val="Compact"/>
+              <w:bidi/>
+            </w:pPr>
+          </w:p>
+        </w:tc>
+        <w:tc>
+          <w:tcPr>
+            <w:shd w:val="clear" w:color="auto" w:fill="FAFCFE"/>
+          </w:tcPr>
+          <w:p>
+            <w:pPr>
+              <w:pStyle w:val="Compact"/>
+              <w:bidi/>
+            </w:pPr>
+          </w:p>
+        </w:tc>
+        <w:tc>
+          <w:tcPr>
+            <w:shd w:val="clear" w:color="auto" w:fill="FAFCFE"/>
+          </w:tcPr>
           <w:p>
             <w:pPr>
               <w:pStyle w:val="Compact"/>
@@ -7690,6 +8032,15 @@
         <w:tblStyle w:val="Table"/>
         <w:tblW w:type="auto" w:w="0"/>
         <w:tblLook w:firstRow="1" w:lastRow="0" w:firstColumn="0" w:lastColumn="0" w:noHBand="0" w:noVBand="0" w:val="0020"/>
+        <w:jc w:val="center"/>
+        <w:tblBorders>
+          <w:top w:val="single" w:sz="4" w:color="C9D3DE"/>
+          <w:left w:val="single" w:sz="4" w:color="C9D3DE"/>
+          <w:bottom w:val="single" w:sz="4" w:color="C9D3DE"/>
+          <w:right w:val="single" w:sz="4" w:color="C9D3DE"/>
+          <w:insideH w:val="single" w:sz="4" w:color="C9D3DE"/>
+          <w:insideV w:val="single" w:sz="4" w:color="C9D3DE"/>
+        </w:tblBorders>
         <w:bidiVisual/>
       </w:tblPr>
       <w:tblGrid>
@@ -7701,14 +8052,18 @@
           <w:tblHeader w:val="on"/>
         </w:trPr>
         <w:tc>
-          <w:tcPr/>
-          <w:p>
-            <w:pPr>
-              <w:pStyle w:val="Compact"/>
-              <w:bidi/>
-            </w:pPr>
-            <w:r>
-              <w:rPr>
+          <w:tcPr>
+            <w:shd w:val="clear" w:color="auto" w:fill="1E3A5F"/>
+          </w:tcPr>
+          <w:p>
+            <w:pPr>
+              <w:pStyle w:val="Compact"/>
+              <w:bidi/>
+            </w:pPr>
+            <w:r>
+              <w:rPr>
+                <w:b/>
+                <w:color w:val="FFFFFF"/>
                 <w:sz w:val="22"/>
                 <w:rtl/>
               </w:rPr>
@@ -7717,14 +8072,18 @@
           </w:p>
         </w:tc>
         <w:tc>
-          <w:tcPr/>
-          <w:p>
-            <w:pPr>
-              <w:pStyle w:val="Compact"/>
-              <w:bidi/>
-            </w:pPr>
-            <w:r>
-              <w:rPr>
+          <w:tcPr>
+            <w:shd w:val="clear" w:color="auto" w:fill="1E3A5F"/>
+          </w:tcPr>
+          <w:p>
+            <w:pPr>
+              <w:pStyle w:val="Compact"/>
+              <w:bidi/>
+            </w:pPr>
+            <w:r>
+              <w:rPr>
+                <w:b/>
+                <w:color w:val="FFFFFF"/>
                 <w:sz w:val="22"/>
                 <w:rtl/>
               </w:rPr>
@@ -7786,7 +8145,9 @@
       </w:tr>
       <w:tr>
         <w:tc>
-          <w:tcPr/>
+          <w:tcPr>
+            <w:shd w:val="clear" w:color="auto" w:fill="FAFCFE"/>
+          </w:tcPr>
           <w:p>
             <w:pPr>
               <w:pStyle w:val="Compact"/>
@@ -7804,7 +8165,9 @@
           </w:p>
         </w:tc>
         <w:tc>
-          <w:tcPr/>
+          <w:tcPr>
+            <w:shd w:val="clear" w:color="auto" w:fill="FAFCFE"/>
+          </w:tcPr>
           <w:p>
             <w:pPr>
               <w:pStyle w:val="Compact"/>
